--- a/Fase 1/Individuales/Martín Labra/1.1_APT122_AutoevaluacionCompetenciasFase1.docx
+++ b/Fase 1/Individuales/Martín Labra/1.1_APT122_AutoevaluacionCompetenciasFase1.docx
@@ -1,6 +1,6 @@
 
 <file path=word/document.xml><?xml version="1.0" encoding="utf-8"?>
-<w:document xmlns:wpc="http://schemas.microsoft.com/office/word/2010/wordprocessingCanvas" xmlns:cx="http://schemas.microsoft.com/office/drawing/2014/chartex" xmlns:cx1="http://schemas.microsoft.com/office/drawing/2015/9/8/chartex" xmlns:cx2="http://schemas.microsoft.com/office/drawing/2015/10/21/chartex" xmlns:cx3="http://schemas.microsoft.com/office/drawing/2016/5/9/chartex" xmlns:cx4="http://schemas.microsoft.com/office/drawing/2016/5/10/chartex" xmlns:cx5="http://schemas.microsoft.com/office/drawing/2016/5/11/chartex" xmlns:cx6="http://schemas.microsoft.com/office/drawing/2016/5/12/chartex" xmlns:cx7="http://schemas.microsoft.com/office/drawing/2016/5/13/chartex" xmlns:cx8="http://schemas.microsoft.com/office/drawing/2016/5/14/chartex" xmlns:mc="http://schemas.openxmlformats.org/markup-compatibility/2006" xmlns:aink="http://schemas.microsoft.com/office/drawing/2016/ink" xmlns:am3d="http://schemas.microsoft.com/office/drawing/2017/model3d" xmlns:o="urn:schemas-microsoft-com:office:office" xmlns:r="http://schemas.openxmlformats.org/officeDocument/2006/relationships" xmlns:m="http://schemas.openxmlformats.org/officeDocument/2006/math" xmlns:v="urn:schemas-microsoft-com:vml" xmlns:wp14="http://schemas.microsoft.com/office/word/2010/wordprocessingDrawing" xmlns:wp="http://schemas.openxmlformats.org/drawingml/2006/wordprocessingDrawing" xmlns:w10="urn:schemas-microsoft-com:office:word" xmlns:w="http://schemas.openxmlformats.org/wordprocessingml/2006/main" xmlns:w14="http://schemas.microsoft.com/office/word/2010/wordml" xmlns:w15="http://schemas.microsoft.com/office/word/2012/wordml" xmlns:w16cex="http://schemas.microsoft.com/office/word/2018/wordml/cex" xmlns:w16cid="http://schemas.microsoft.com/office/word/2016/wordml/cid" xmlns:w16="http://schemas.microsoft.com/office/word/2018/wordml" xmlns:w16sdtdh="http://schemas.microsoft.com/office/word/2020/wordml/sdtdatahash" xmlns:w16se="http://schemas.microsoft.com/office/word/2015/wordml/symex" xmlns:wpg="http://schemas.microsoft.com/office/word/2010/wordprocessingGroup" xmlns:wpi="http://schemas.microsoft.com/office/word/2010/wordprocessingInk" xmlns:wne="http://schemas.microsoft.com/office/word/2006/wordml" xmlns:wps="http://schemas.microsoft.com/office/word/2010/wordprocessingShape" mc:Ignorable="w14 w15 w16se w16cid w16 w16cex w16sdtdh wp14">
+<w:document xmlns:wpc="http://schemas.microsoft.com/office/word/2010/wordprocessingCanvas" xmlns:cx="http://schemas.microsoft.com/office/drawing/2014/chartex" xmlns:cx1="http://schemas.microsoft.com/office/drawing/2015/9/8/chartex" xmlns:cx2="http://schemas.microsoft.com/office/drawing/2015/10/21/chartex" xmlns:cx3="http://schemas.microsoft.com/office/drawing/2016/5/9/chartex" xmlns:cx4="http://schemas.microsoft.com/office/drawing/2016/5/10/chartex" xmlns:cx5="http://schemas.microsoft.com/office/drawing/2016/5/11/chartex" xmlns:cx6="http://schemas.microsoft.com/office/drawing/2016/5/12/chartex" xmlns:cx7="http://schemas.microsoft.com/office/drawing/2016/5/13/chartex" xmlns:cx8="http://schemas.microsoft.com/office/drawing/2016/5/14/chartex" xmlns:mc="http://schemas.openxmlformats.org/markup-compatibility/2006" xmlns:aink="http://schemas.microsoft.com/office/drawing/2016/ink" xmlns:am3d="http://schemas.microsoft.com/office/drawing/2017/model3d" xmlns:o="urn:schemas-microsoft-com:office:office" xmlns:oel="http://schemas.microsoft.com/office/2019/extlst" xmlns:r="http://schemas.openxmlformats.org/officeDocument/2006/relationships" xmlns:m="http://schemas.openxmlformats.org/officeDocument/2006/math" xmlns:v="urn:schemas-microsoft-com:vml" xmlns:wp14="http://schemas.microsoft.com/office/word/2010/wordprocessingDrawing" xmlns:wp="http://schemas.openxmlformats.org/drawingml/2006/wordprocessingDrawing" xmlns:w10="urn:schemas-microsoft-com:office:word" xmlns:w="http://schemas.openxmlformats.org/wordprocessingml/2006/main" xmlns:w14="http://schemas.microsoft.com/office/word/2010/wordml" xmlns:w15="http://schemas.microsoft.com/office/word/2012/wordml" xmlns:w16cex="http://schemas.microsoft.com/office/word/2018/wordml/cex" xmlns:w16cid="http://schemas.microsoft.com/office/word/2016/wordml/cid" xmlns:w16="http://schemas.microsoft.com/office/word/2018/wordml" xmlns:w16du="http://schemas.microsoft.com/office/word/2023/wordml/word16du" xmlns:w16sdtdh="http://schemas.microsoft.com/office/word/2020/wordml/sdtdatahash" xmlns:w16sdtfl="http://schemas.microsoft.com/office/word/2024/wordml/sdtformatlock" xmlns:w16se="http://schemas.microsoft.com/office/word/2015/wordml/symex" xmlns:wpg="http://schemas.microsoft.com/office/word/2010/wordprocessingGroup" xmlns:wpi="http://schemas.microsoft.com/office/word/2010/wordprocessingInk" xmlns:wne="http://schemas.microsoft.com/office/word/2006/wordml" xmlns:wps="http://schemas.microsoft.com/office/word/2010/wordprocessingShape" mc:Ignorable="w14 w15 w16se w16cid w16 w16cex w16sdtdh w16sdtfl w16du wp14">
   <w:body>
     <w:p>
       <w:pPr>
@@ -842,7 +842,7 @@
                 <w:sz w:val="24"/>
                 <w:szCs w:val="24"/>
               </w:rPr>
-              <w:t>Benjamín Valenzuela Acevedo</w:t>
+              <w:t xml:space="preserve">Martín Alonso Labra Nuñez </w:t>
             </w:r>
           </w:p>
         </w:tc>
@@ -1336,6 +1336,15 @@
                 <w:szCs w:val="18"/>
               </w:rPr>
             </w:pPr>
+            <w:r>
+              <w:rPr>
+                <w:b/>
+                <w:bCs/>
+                <w:sz w:val="18"/>
+                <w:szCs w:val="18"/>
+              </w:rPr>
+              <w:t>x</w:t>
+            </w:r>
           </w:p>
         </w:tc>
         <w:tc>
@@ -1352,15 +1361,6 @@
                 <w:szCs w:val="18"/>
               </w:rPr>
             </w:pPr>
-            <w:r>
-              <w:rPr>
-                <w:b/>
-                <w:bCs/>
-                <w:sz w:val="18"/>
-                <w:szCs w:val="18"/>
-              </w:rPr>
-              <w:t>X</w:t>
-            </w:r>
           </w:p>
         </w:tc>
         <w:tc>
@@ -1432,7 +1432,16 @@
                 <w:sz w:val="18"/>
                 <w:szCs w:val="18"/>
               </w:rPr>
-              <w:t>He desarrollado software, app móviles teniendo una base solida pudiendo seguir perfeccionando mis conocimientos</w:t>
+              <w:t>He desarrollado software</w:t>
+            </w:r>
+            <w:r>
+              <w:rPr>
+                <w:b/>
+                <w:bCs/>
+                <w:sz w:val="18"/>
+                <w:szCs w:val="18"/>
+              </w:rPr>
+              <w:t xml:space="preserve"> escalable y seguros a medida del proyecto requerido.</w:t>
             </w:r>
           </w:p>
         </w:tc>
@@ -1476,6 +1485,15 @@
                 <w:szCs w:val="18"/>
               </w:rPr>
             </w:pPr>
+            <w:r>
+              <w:rPr>
+                <w:b/>
+                <w:bCs/>
+                <w:sz w:val="18"/>
+                <w:szCs w:val="18"/>
+              </w:rPr>
+              <w:t>x</w:t>
+            </w:r>
           </w:p>
         </w:tc>
         <w:tc>
@@ -1508,15 +1526,6 @@
                 <w:szCs w:val="18"/>
               </w:rPr>
             </w:pPr>
-            <w:r>
-              <w:rPr>
-                <w:b/>
-                <w:bCs/>
-                <w:sz w:val="18"/>
-                <w:szCs w:val="18"/>
-              </w:rPr>
-              <w:t>X</w:t>
-            </w:r>
           </w:p>
         </w:tc>
         <w:tc>
@@ -1572,7 +1581,7 @@
                 <w:sz w:val="18"/>
                 <w:szCs w:val="18"/>
               </w:rPr>
-              <w:t>He aprobado las 3 asignaturas de base de datos de la carrera lo que demuestra una progresión en el area</w:t>
+              <w:t>Además de manejar las bases de datos enseñadas en clases, tengo experiencia integrándolas en diferentes soluciones de software.</w:t>
             </w:r>
           </w:p>
         </w:tc>
@@ -1615,15 +1624,6 @@
                 <w:szCs w:val="18"/>
               </w:rPr>
             </w:pPr>
-            <w:r>
-              <w:rPr>
-                <w:b/>
-                <w:bCs/>
-                <w:sz w:val="18"/>
-                <w:szCs w:val="18"/>
-              </w:rPr>
-              <w:t>X</w:t>
-            </w:r>
           </w:p>
         </w:tc>
         <w:tc>
@@ -1656,6 +1656,15 @@
                 <w:szCs w:val="18"/>
               </w:rPr>
             </w:pPr>
+            <w:r>
+              <w:rPr>
+                <w:b/>
+                <w:bCs/>
+                <w:sz w:val="18"/>
+                <w:szCs w:val="18"/>
+              </w:rPr>
+              <w:t>x</w:t>
+            </w:r>
           </w:p>
         </w:tc>
         <w:tc>
@@ -1711,7 +1720,16 @@
                 <w:sz w:val="18"/>
                 <w:szCs w:val="18"/>
               </w:rPr>
-              <w:t>He gestionado proyectos informáticos con gestion ágil, bpm, donde poseo conocimientos de planificación mediante proyectos donde existe una simulación cercana a la realidad</w:t>
+              <w:t xml:space="preserve">He gestionado proyectos informáticos </w:t>
+            </w:r>
+            <w:r>
+              <w:rPr>
+                <w:b/>
+                <w:bCs/>
+                <w:sz w:val="18"/>
+                <w:szCs w:val="18"/>
+              </w:rPr>
+              <w:t>tomando en cuenta riesgos, alcance, tiempo y presupuesto para completar el proyecto cumpliendo todos los objetivos</w:t>
             </w:r>
           </w:p>
         </w:tc>
@@ -1754,6 +1772,15 @@
                 <w:szCs w:val="18"/>
               </w:rPr>
             </w:pPr>
+            <w:r>
+              <w:rPr>
+                <w:b/>
+                <w:bCs/>
+                <w:sz w:val="18"/>
+                <w:szCs w:val="18"/>
+              </w:rPr>
+              <w:t>x</w:t>
+            </w:r>
           </w:p>
         </w:tc>
         <w:tc>
@@ -1786,15 +1813,6 @@
                 <w:szCs w:val="18"/>
               </w:rPr>
             </w:pPr>
-            <w:r>
-              <w:rPr>
-                <w:b/>
-                <w:bCs/>
-                <w:sz w:val="18"/>
-                <w:szCs w:val="18"/>
-              </w:rPr>
-              <w:t>X</w:t>
-            </w:r>
           </w:p>
         </w:tc>
         <w:tc>
@@ -1850,61 +1868,7 @@
                 <w:sz w:val="18"/>
                 <w:szCs w:val="18"/>
               </w:rPr>
-              <w:t>H</w:t>
-            </w:r>
-            <w:r>
-              <w:rPr>
-                <w:b/>
-                <w:bCs/>
-                <w:sz w:val="18"/>
-                <w:szCs w:val="18"/>
-              </w:rPr>
-              <w:t>e</w:t>
-            </w:r>
-            <w:r>
-              <w:rPr>
-                <w:b/>
-                <w:bCs/>
-                <w:sz w:val="18"/>
-                <w:szCs w:val="18"/>
-              </w:rPr>
-              <w:t xml:space="preserve"> aprobado Arquitectura e Integración de Plataformas, pero consider</w:t>
-            </w:r>
-            <w:r>
-              <w:rPr>
-                <w:b/>
-                <w:bCs/>
-                <w:sz w:val="18"/>
-                <w:szCs w:val="18"/>
-              </w:rPr>
-              <w:t>o</w:t>
-            </w:r>
-            <w:r>
-              <w:rPr>
-                <w:b/>
-                <w:bCs/>
-                <w:sz w:val="18"/>
-                <w:szCs w:val="18"/>
-              </w:rPr>
-              <w:t xml:space="preserve"> que necesit</w:t>
-            </w:r>
-            <w:r>
-              <w:rPr>
-                <w:b/>
-                <w:bCs/>
-                <w:sz w:val="18"/>
-                <w:szCs w:val="18"/>
-              </w:rPr>
-              <w:t>o</w:t>
-            </w:r>
-            <w:r>
-              <w:rPr>
-                <w:b/>
-                <w:bCs/>
-                <w:sz w:val="18"/>
-                <w:szCs w:val="18"/>
-              </w:rPr>
-              <w:t xml:space="preserve"> más experiencia práctica para diseñar e integrar soluciones informáticas de mayor complejidad.</w:t>
+              <w:t>He diseñado la arquitectura de diferentes soluciones tomando en cuenta los requerimientos presentados.</w:t>
             </w:r>
           </w:p>
         </w:tc>
@@ -1963,15 +1927,6 @@
                 <w:szCs w:val="18"/>
               </w:rPr>
             </w:pPr>
-            <w:r>
-              <w:rPr>
-                <w:b/>
-                <w:bCs/>
-                <w:sz w:val="18"/>
-                <w:szCs w:val="18"/>
-              </w:rPr>
-              <w:t>X</w:t>
-            </w:r>
           </w:p>
         </w:tc>
         <w:tc>
@@ -1988,6 +1943,15 @@
                 <w:szCs w:val="18"/>
               </w:rPr>
             </w:pPr>
+            <w:r>
+              <w:rPr>
+                <w:b/>
+                <w:bCs/>
+                <w:sz w:val="18"/>
+                <w:szCs w:val="18"/>
+              </w:rPr>
+              <w:t>x</w:t>
+            </w:r>
           </w:p>
         </w:tc>
         <w:tc>
@@ -2046,7 +2010,7 @@
                 <w:sz w:val="18"/>
                 <w:szCs w:val="18"/>
               </w:rPr>
-              <w:t>H</w:t>
+              <w:t>Tengo</w:t>
             </w:r>
             <w:r>
               <w:rPr>
@@ -2055,34 +2019,7 @@
                 <w:sz w:val="18"/>
                 <w:szCs w:val="18"/>
               </w:rPr>
-              <w:t xml:space="preserve">e </w:t>
-            </w:r>
-            <w:r>
-              <w:rPr>
-                <w:b/>
-                <w:bCs/>
-                <w:sz w:val="18"/>
-                <w:szCs w:val="18"/>
-              </w:rPr>
-              <w:t xml:space="preserve">aprobado Seguridad en Sistemas Computacionales, por lo que </w:t>
-            </w:r>
-            <w:r>
-              <w:rPr>
-                <w:b/>
-                <w:bCs/>
-                <w:sz w:val="18"/>
-                <w:szCs w:val="18"/>
-              </w:rPr>
-              <w:t xml:space="preserve">tengo </w:t>
-            </w:r>
-            <w:r>
-              <w:rPr>
-                <w:b/>
-                <w:bCs/>
-                <w:sz w:val="18"/>
-                <w:szCs w:val="18"/>
-              </w:rPr>
-              <w:t>conocimientos fundamentales. Sin embargo, es un área que podrías seguir fortaleciendo para aplicarla de manera más profunda en proyectos reales.</w:t>
+              <w:t xml:space="preserve"> conocimientos fundamentales</w:t>
             </w:r>
           </w:p>
         </w:tc>
@@ -2480,7 +2417,7 @@
 </file>
 
 <file path=word/endnotes.xml><?xml version="1.0" encoding="utf-8"?>
-<w:endnotes xmlns:wpc="http://schemas.microsoft.com/office/word/2010/wordprocessingCanvas" xmlns:cx="http://schemas.microsoft.com/office/drawing/2014/chartex" xmlns:cx1="http://schemas.microsoft.com/office/drawing/2015/9/8/chartex" xmlns:cx2="http://schemas.microsoft.com/office/drawing/2015/10/21/chartex" xmlns:cx3="http://schemas.microsoft.com/office/drawing/2016/5/9/chartex" xmlns:cx4="http://schemas.microsoft.com/office/drawing/2016/5/10/chartex" xmlns:cx5="http://schemas.microsoft.com/office/drawing/2016/5/11/chartex" xmlns:cx6="http://schemas.microsoft.com/office/drawing/2016/5/12/chartex" xmlns:cx7="http://schemas.microsoft.com/office/drawing/2016/5/13/chartex" xmlns:cx8="http://schemas.microsoft.com/office/drawing/2016/5/14/chartex" xmlns:mc="http://schemas.openxmlformats.org/markup-compatibility/2006" xmlns:aink="http://schemas.microsoft.com/office/drawing/2016/ink" xmlns:am3d="http://schemas.microsoft.com/office/drawing/2017/model3d" xmlns:o="urn:schemas-microsoft-com:office:office" xmlns:r="http://schemas.openxmlformats.org/officeDocument/2006/relationships" xmlns:m="http://schemas.openxmlformats.org/officeDocument/2006/math" xmlns:v="urn:schemas-microsoft-com:vml" xmlns:wp14="http://schemas.microsoft.com/office/word/2010/wordprocessingDrawing" xmlns:wp="http://schemas.openxmlformats.org/drawingml/2006/wordprocessingDrawing" xmlns:w10="urn:schemas-microsoft-com:office:word" xmlns:w="http://schemas.openxmlformats.org/wordprocessingml/2006/main" xmlns:w14="http://schemas.microsoft.com/office/word/2010/wordml" xmlns:w15="http://schemas.microsoft.com/office/word/2012/wordml" xmlns:w16cex="http://schemas.microsoft.com/office/word/2018/wordml/cex" xmlns:w16cid="http://schemas.microsoft.com/office/word/2016/wordml/cid" xmlns:w16="http://schemas.microsoft.com/office/word/2018/wordml" xmlns:w16sdtdh="http://schemas.microsoft.com/office/word/2020/wordml/sdtdatahash" xmlns:w16se="http://schemas.microsoft.com/office/word/2015/wordml/symex" xmlns:wpg="http://schemas.microsoft.com/office/word/2010/wordprocessingGroup" xmlns:wpi="http://schemas.microsoft.com/office/word/2010/wordprocessingInk" xmlns:wne="http://schemas.microsoft.com/office/word/2006/wordml" xmlns:wps="http://schemas.microsoft.com/office/word/2010/wordprocessingShape" mc:Ignorable="w14 w15 w16se w16cid w16 w16cex w16sdtdh wp14">
+<w:endnotes xmlns:wpc="http://schemas.microsoft.com/office/word/2010/wordprocessingCanvas" xmlns:cx="http://schemas.microsoft.com/office/drawing/2014/chartex" xmlns:cx1="http://schemas.microsoft.com/office/drawing/2015/9/8/chartex" xmlns:cx2="http://schemas.microsoft.com/office/drawing/2015/10/21/chartex" xmlns:cx3="http://schemas.microsoft.com/office/drawing/2016/5/9/chartex" xmlns:cx4="http://schemas.microsoft.com/office/drawing/2016/5/10/chartex" xmlns:cx5="http://schemas.microsoft.com/office/drawing/2016/5/11/chartex" xmlns:cx6="http://schemas.microsoft.com/office/drawing/2016/5/12/chartex" xmlns:cx7="http://schemas.microsoft.com/office/drawing/2016/5/13/chartex" xmlns:cx8="http://schemas.microsoft.com/office/drawing/2016/5/14/chartex" xmlns:mc="http://schemas.openxmlformats.org/markup-compatibility/2006" xmlns:aink="http://schemas.microsoft.com/office/drawing/2016/ink" xmlns:am3d="http://schemas.microsoft.com/office/drawing/2017/model3d" xmlns:o="urn:schemas-microsoft-com:office:office" xmlns:oel="http://schemas.microsoft.com/office/2019/extlst" xmlns:r="http://schemas.openxmlformats.org/officeDocument/2006/relationships" xmlns:m="http://schemas.openxmlformats.org/officeDocument/2006/math" xmlns:v="urn:schemas-microsoft-com:vml" xmlns:wp14="http://schemas.microsoft.com/office/word/2010/wordprocessingDrawing" xmlns:wp="http://schemas.openxmlformats.org/drawingml/2006/wordprocessingDrawing" xmlns:w10="urn:schemas-microsoft-com:office:word" xmlns:w="http://schemas.openxmlformats.org/wordprocessingml/2006/main" xmlns:w14="http://schemas.microsoft.com/office/word/2010/wordml" xmlns:w15="http://schemas.microsoft.com/office/word/2012/wordml" xmlns:w16cex="http://schemas.microsoft.com/office/word/2018/wordml/cex" xmlns:w16cid="http://schemas.microsoft.com/office/word/2016/wordml/cid" xmlns:w16="http://schemas.microsoft.com/office/word/2018/wordml" xmlns:w16du="http://schemas.microsoft.com/office/word/2023/wordml/word16du" xmlns:w16sdtdh="http://schemas.microsoft.com/office/word/2020/wordml/sdtdatahash" xmlns:w16sdtfl="http://schemas.microsoft.com/office/word/2024/wordml/sdtformatlock" xmlns:w16se="http://schemas.microsoft.com/office/word/2015/wordml/symex" xmlns:wpg="http://schemas.microsoft.com/office/word/2010/wordprocessingGroup" xmlns:wpi="http://schemas.microsoft.com/office/word/2010/wordprocessingInk" xmlns:wne="http://schemas.microsoft.com/office/word/2006/wordml" xmlns:wps="http://schemas.microsoft.com/office/word/2010/wordprocessingShape" mc:Ignorable="w14 w15 w16se w16cid w16 w16cex w16sdtdh w16sdtfl w16du wp14">
   <w:endnote w:type="separator" w:id="-1">
     <w:p>
       <w:pPr>
@@ -2505,7 +2442,7 @@
 </file>
 
 <file path=word/footer1.xml><?xml version="1.0" encoding="utf-8"?>
-<w:ftr xmlns:wpc="http://schemas.microsoft.com/office/word/2010/wordprocessingCanvas" xmlns:cx="http://schemas.microsoft.com/office/drawing/2014/chartex" xmlns:cx1="http://schemas.microsoft.com/office/drawing/2015/9/8/chartex" xmlns:cx2="http://schemas.microsoft.com/office/drawing/2015/10/21/chartex" xmlns:cx3="http://schemas.microsoft.com/office/drawing/2016/5/9/chartex" xmlns:cx4="http://schemas.microsoft.com/office/drawing/2016/5/10/chartex" xmlns:cx5="http://schemas.microsoft.com/office/drawing/2016/5/11/chartex" xmlns:cx6="http://schemas.microsoft.com/office/drawing/2016/5/12/chartex" xmlns:cx7="http://schemas.microsoft.com/office/drawing/2016/5/13/chartex" xmlns:cx8="http://schemas.microsoft.com/office/drawing/2016/5/14/chartex" xmlns:mc="http://schemas.openxmlformats.org/markup-compatibility/2006" xmlns:aink="http://schemas.microsoft.com/office/drawing/2016/ink" xmlns:am3d="http://schemas.microsoft.com/office/drawing/2017/model3d" xmlns:o="urn:schemas-microsoft-com:office:office" xmlns:r="http://schemas.openxmlformats.org/officeDocument/2006/relationships" xmlns:m="http://schemas.openxmlformats.org/officeDocument/2006/math" xmlns:v="urn:schemas-microsoft-com:vml" xmlns:wp14="http://schemas.microsoft.com/office/word/2010/wordprocessingDrawing" xmlns:wp="http://schemas.openxmlformats.org/drawingml/2006/wordprocessingDrawing" xmlns:w10="urn:schemas-microsoft-com:office:word" xmlns:w="http://schemas.openxmlformats.org/wordprocessingml/2006/main" xmlns:w14="http://schemas.microsoft.com/office/word/2010/wordml" xmlns:w15="http://schemas.microsoft.com/office/word/2012/wordml" xmlns:w16cex="http://schemas.microsoft.com/office/word/2018/wordml/cex" xmlns:w16cid="http://schemas.microsoft.com/office/word/2016/wordml/cid" xmlns:w16="http://schemas.microsoft.com/office/word/2018/wordml" xmlns:w16sdtdh="http://schemas.microsoft.com/office/word/2020/wordml/sdtdatahash" xmlns:w16se="http://schemas.microsoft.com/office/word/2015/wordml/symex" xmlns:wpg="http://schemas.microsoft.com/office/word/2010/wordprocessingGroup" xmlns:wpi="http://schemas.microsoft.com/office/word/2010/wordprocessingInk" xmlns:wne="http://schemas.microsoft.com/office/word/2006/wordml" xmlns:wps="http://schemas.microsoft.com/office/word/2010/wordprocessingShape" mc:Ignorable="w14 w15 w16se w16cid w16 w16cex w16sdtdh wp14">
+<w:ftr xmlns:wpc="http://schemas.microsoft.com/office/word/2010/wordprocessingCanvas" xmlns:cx="http://schemas.microsoft.com/office/drawing/2014/chartex" xmlns:cx1="http://schemas.microsoft.com/office/drawing/2015/9/8/chartex" xmlns:cx2="http://schemas.microsoft.com/office/drawing/2015/10/21/chartex" xmlns:cx3="http://schemas.microsoft.com/office/drawing/2016/5/9/chartex" xmlns:cx4="http://schemas.microsoft.com/office/drawing/2016/5/10/chartex" xmlns:cx5="http://schemas.microsoft.com/office/drawing/2016/5/11/chartex" xmlns:cx6="http://schemas.microsoft.com/office/drawing/2016/5/12/chartex" xmlns:cx7="http://schemas.microsoft.com/office/drawing/2016/5/13/chartex" xmlns:cx8="http://schemas.microsoft.com/office/drawing/2016/5/14/chartex" xmlns:mc="http://schemas.openxmlformats.org/markup-compatibility/2006" xmlns:aink="http://schemas.microsoft.com/office/drawing/2016/ink" xmlns:am3d="http://schemas.microsoft.com/office/drawing/2017/model3d" xmlns:o="urn:schemas-microsoft-com:office:office" xmlns:oel="http://schemas.microsoft.com/office/2019/extlst" xmlns:r="http://schemas.openxmlformats.org/officeDocument/2006/relationships" xmlns:m="http://schemas.openxmlformats.org/officeDocument/2006/math" xmlns:v="urn:schemas-microsoft-com:vml" xmlns:wp14="http://schemas.microsoft.com/office/word/2010/wordprocessingDrawing" xmlns:wp="http://schemas.openxmlformats.org/drawingml/2006/wordprocessingDrawing" xmlns:w10="urn:schemas-microsoft-com:office:word" xmlns:w="http://schemas.openxmlformats.org/wordprocessingml/2006/main" xmlns:w14="http://schemas.microsoft.com/office/word/2010/wordml" xmlns:w15="http://schemas.microsoft.com/office/word/2012/wordml" xmlns:w16cex="http://schemas.microsoft.com/office/word/2018/wordml/cex" xmlns:w16cid="http://schemas.microsoft.com/office/word/2016/wordml/cid" xmlns:w16="http://schemas.microsoft.com/office/word/2018/wordml" xmlns:w16du="http://schemas.microsoft.com/office/word/2023/wordml/word16du" xmlns:w16sdtdh="http://schemas.microsoft.com/office/word/2020/wordml/sdtdatahash" xmlns:w16sdtfl="http://schemas.microsoft.com/office/word/2024/wordml/sdtformatlock" xmlns:w16se="http://schemas.microsoft.com/office/word/2015/wordml/symex" xmlns:wpg="http://schemas.microsoft.com/office/word/2010/wordprocessingGroup" xmlns:wpi="http://schemas.microsoft.com/office/word/2010/wordprocessingInk" xmlns:wne="http://schemas.microsoft.com/office/word/2006/wordml" xmlns:wps="http://schemas.microsoft.com/office/word/2010/wordprocessingShape" mc:Ignorable="w14 w15 w16se w16cid w16 w16cex w16sdtdh w16sdtfl w16du wp14">
   <w:p>
     <w:pPr>
       <w:pStyle w:val="Piedepgina"/>
@@ -2515,7 +2452,7 @@
 </file>
 
 <file path=word/footer2.xml><?xml version="1.0" encoding="utf-8"?>
-<w:ftr xmlns:wpc="http://schemas.microsoft.com/office/word/2010/wordprocessingCanvas" xmlns:cx="http://schemas.microsoft.com/office/drawing/2014/chartex" xmlns:cx1="http://schemas.microsoft.com/office/drawing/2015/9/8/chartex" xmlns:cx2="http://schemas.microsoft.com/office/drawing/2015/10/21/chartex" xmlns:cx3="http://schemas.microsoft.com/office/drawing/2016/5/9/chartex" xmlns:cx4="http://schemas.microsoft.com/office/drawing/2016/5/10/chartex" xmlns:cx5="http://schemas.microsoft.com/office/drawing/2016/5/11/chartex" xmlns:cx6="http://schemas.microsoft.com/office/drawing/2016/5/12/chartex" xmlns:cx7="http://schemas.microsoft.com/office/drawing/2016/5/13/chartex" xmlns:cx8="http://schemas.microsoft.com/office/drawing/2016/5/14/chartex" xmlns:mc="http://schemas.openxmlformats.org/markup-compatibility/2006" xmlns:aink="http://schemas.microsoft.com/office/drawing/2016/ink" xmlns:am3d="http://schemas.microsoft.com/office/drawing/2017/model3d" xmlns:o="urn:schemas-microsoft-com:office:office" xmlns:r="http://schemas.openxmlformats.org/officeDocument/2006/relationships" xmlns:m="http://schemas.openxmlformats.org/officeDocument/2006/math" xmlns:v="urn:schemas-microsoft-com:vml" xmlns:wp14="http://schemas.microsoft.com/office/word/2010/wordprocessingDrawing" xmlns:wp="http://schemas.openxmlformats.org/drawingml/2006/wordprocessingDrawing" xmlns:w10="urn:schemas-microsoft-com:office:word" xmlns:w="http://schemas.openxmlformats.org/wordprocessingml/2006/main" xmlns:w14="http://schemas.microsoft.com/office/word/2010/wordml" xmlns:w15="http://schemas.microsoft.com/office/word/2012/wordml" xmlns:w16cex="http://schemas.microsoft.com/office/word/2018/wordml/cex" xmlns:w16cid="http://schemas.microsoft.com/office/word/2016/wordml/cid" xmlns:w16="http://schemas.microsoft.com/office/word/2018/wordml" xmlns:w16sdtdh="http://schemas.microsoft.com/office/word/2020/wordml/sdtdatahash" xmlns:w16se="http://schemas.microsoft.com/office/word/2015/wordml/symex" xmlns:wpg="http://schemas.microsoft.com/office/word/2010/wordprocessingGroup" xmlns:wpi="http://schemas.microsoft.com/office/word/2010/wordprocessingInk" xmlns:wne="http://schemas.microsoft.com/office/word/2006/wordml" xmlns:wps="http://schemas.microsoft.com/office/word/2010/wordprocessingShape" mc:Ignorable="w14 w15 w16se w16cid w16 w16cex w16sdtdh wp14">
+<w:ftr xmlns:wpc="http://schemas.microsoft.com/office/word/2010/wordprocessingCanvas" xmlns:cx="http://schemas.microsoft.com/office/drawing/2014/chartex" xmlns:cx1="http://schemas.microsoft.com/office/drawing/2015/9/8/chartex" xmlns:cx2="http://schemas.microsoft.com/office/drawing/2015/10/21/chartex" xmlns:cx3="http://schemas.microsoft.com/office/drawing/2016/5/9/chartex" xmlns:cx4="http://schemas.microsoft.com/office/drawing/2016/5/10/chartex" xmlns:cx5="http://schemas.microsoft.com/office/drawing/2016/5/11/chartex" xmlns:cx6="http://schemas.microsoft.com/office/drawing/2016/5/12/chartex" xmlns:cx7="http://schemas.microsoft.com/office/drawing/2016/5/13/chartex" xmlns:cx8="http://schemas.microsoft.com/office/drawing/2016/5/14/chartex" xmlns:mc="http://schemas.openxmlformats.org/markup-compatibility/2006" xmlns:aink="http://schemas.microsoft.com/office/drawing/2016/ink" xmlns:am3d="http://schemas.microsoft.com/office/drawing/2017/model3d" xmlns:o="urn:schemas-microsoft-com:office:office" xmlns:oel="http://schemas.microsoft.com/office/2019/extlst" xmlns:r="http://schemas.openxmlformats.org/officeDocument/2006/relationships" xmlns:m="http://schemas.openxmlformats.org/officeDocument/2006/math" xmlns:v="urn:schemas-microsoft-com:vml" xmlns:wp14="http://schemas.microsoft.com/office/word/2010/wordprocessingDrawing" xmlns:wp="http://schemas.openxmlformats.org/drawingml/2006/wordprocessingDrawing" xmlns:w10="urn:schemas-microsoft-com:office:word" xmlns:w="http://schemas.openxmlformats.org/wordprocessingml/2006/main" xmlns:w14="http://schemas.microsoft.com/office/word/2010/wordml" xmlns:w15="http://schemas.microsoft.com/office/word/2012/wordml" xmlns:w16cex="http://schemas.microsoft.com/office/word/2018/wordml/cex" xmlns:w16cid="http://schemas.microsoft.com/office/word/2016/wordml/cid" xmlns:w16="http://schemas.microsoft.com/office/word/2018/wordml" xmlns:w16du="http://schemas.microsoft.com/office/word/2023/wordml/word16du" xmlns:w16sdtdh="http://schemas.microsoft.com/office/word/2020/wordml/sdtdatahash" xmlns:w16sdtfl="http://schemas.microsoft.com/office/word/2024/wordml/sdtformatlock" xmlns:w16se="http://schemas.microsoft.com/office/word/2015/wordml/symex" xmlns:wpg="http://schemas.microsoft.com/office/word/2010/wordprocessingGroup" xmlns:wpi="http://schemas.microsoft.com/office/word/2010/wordprocessingInk" xmlns:wne="http://schemas.microsoft.com/office/word/2006/wordml" xmlns:wps="http://schemas.microsoft.com/office/word/2010/wordprocessingShape" mc:Ignorable="w14 w15 w16se w16cid w16 w16cex w16sdtdh w16sdtfl w16du wp14">
   <w:sdt>
     <w:sdtPr>
       <w:id w:val="-1904276369"/>
@@ -2524,7 +2461,6 @@
         <w:docPartUnique/>
       </w:docPartObj>
     </w:sdtPr>
-    <w:sdtEndPr/>
     <w:sdtContent>
       <w:p>
         <w:pPr>
@@ -2736,7 +2672,7 @@
             </mc:Choice>
             <mc:Fallback>
               <w:pict>
-                <v:group w14:anchorId="51D00065" id="Grupo 32" o:spid="_x0000_s1026" style="position:absolute;margin-left:0;margin-top:0;width:610.5pt;height:15pt;z-index:251659264;mso-width-percent:1000;mso-position-horizontal:center;mso-position-horizontal-relative:page;mso-position-vertical:center;mso-position-vertical-relative:bottom-margin-area;mso-width-percent:1000" coordorigin=",14970" coordsize="12255,300" o:gfxdata="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">
+                <v:group w14:anchorId="51D00065" id="Grupo 32" o:spid="_x0000_s1026" style="position:absolute;margin-left:0;margin-top:0;width:610.5pt;height:15pt;z-index:251659264;mso-width-percent:1000;mso-position-horizontal:center;mso-position-horizontal-relative:page;mso-position-vertical:center;mso-position-vertical-relative:bottom-margin-area;mso-width-percent:1000" coordorigin=",14970" coordsize="12255,300" o:gfxdata="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">
                   <v:shapetype id="_x0000_t202" coordsize="21600,21600" o:spt="202" path="m,l,21600r21600,l21600,xe">
                     <v:stroke joinstyle="miter"/>
                     <v:path gradientshapeok="t" o:connecttype="rect"/>
@@ -2803,7 +2739,7 @@
 </file>
 
 <file path=word/footer3.xml><?xml version="1.0" encoding="utf-8"?>
-<w:ftr xmlns:wpc="http://schemas.microsoft.com/office/word/2010/wordprocessingCanvas" xmlns:cx="http://schemas.microsoft.com/office/drawing/2014/chartex" xmlns:cx1="http://schemas.microsoft.com/office/drawing/2015/9/8/chartex" xmlns:cx2="http://schemas.microsoft.com/office/drawing/2015/10/21/chartex" xmlns:cx3="http://schemas.microsoft.com/office/drawing/2016/5/9/chartex" xmlns:cx4="http://schemas.microsoft.com/office/drawing/2016/5/10/chartex" xmlns:cx5="http://schemas.microsoft.com/office/drawing/2016/5/11/chartex" xmlns:cx6="http://schemas.microsoft.com/office/drawing/2016/5/12/chartex" xmlns:cx7="http://schemas.microsoft.com/office/drawing/2016/5/13/chartex" xmlns:cx8="http://schemas.microsoft.com/office/drawing/2016/5/14/chartex" xmlns:mc="http://schemas.openxmlformats.org/markup-compatibility/2006" xmlns:aink="http://schemas.microsoft.com/office/drawing/2016/ink" xmlns:am3d="http://schemas.microsoft.com/office/drawing/2017/model3d" xmlns:o="urn:schemas-microsoft-com:office:office" xmlns:r="http://schemas.openxmlformats.org/officeDocument/2006/relationships" xmlns:m="http://schemas.openxmlformats.org/officeDocument/2006/math" xmlns:v="urn:schemas-microsoft-com:vml" xmlns:wp14="http://schemas.microsoft.com/office/word/2010/wordprocessingDrawing" xmlns:wp="http://schemas.openxmlformats.org/drawingml/2006/wordprocessingDrawing" xmlns:w10="urn:schemas-microsoft-com:office:word" xmlns:w="http://schemas.openxmlformats.org/wordprocessingml/2006/main" xmlns:w14="http://schemas.microsoft.com/office/word/2010/wordml" xmlns:w15="http://schemas.microsoft.com/office/word/2012/wordml" xmlns:w16cex="http://schemas.microsoft.com/office/word/2018/wordml/cex" xmlns:w16cid="http://schemas.microsoft.com/office/word/2016/wordml/cid" xmlns:w16="http://schemas.microsoft.com/office/word/2018/wordml" xmlns:w16sdtdh="http://schemas.microsoft.com/office/word/2020/wordml/sdtdatahash" xmlns:w16se="http://schemas.microsoft.com/office/word/2015/wordml/symex" xmlns:wpg="http://schemas.microsoft.com/office/word/2010/wordprocessingGroup" xmlns:wpi="http://schemas.microsoft.com/office/word/2010/wordprocessingInk" xmlns:wne="http://schemas.microsoft.com/office/word/2006/wordml" xmlns:wps="http://schemas.microsoft.com/office/word/2010/wordprocessingShape" mc:Ignorable="w14 w15 w16se w16cid w16 w16cex w16sdtdh wp14">
+<w:ftr xmlns:wpc="http://schemas.microsoft.com/office/word/2010/wordprocessingCanvas" xmlns:cx="http://schemas.microsoft.com/office/drawing/2014/chartex" xmlns:cx1="http://schemas.microsoft.com/office/drawing/2015/9/8/chartex" xmlns:cx2="http://schemas.microsoft.com/office/drawing/2015/10/21/chartex" xmlns:cx3="http://schemas.microsoft.com/office/drawing/2016/5/9/chartex" xmlns:cx4="http://schemas.microsoft.com/office/drawing/2016/5/10/chartex" xmlns:cx5="http://schemas.microsoft.com/office/drawing/2016/5/11/chartex" xmlns:cx6="http://schemas.microsoft.com/office/drawing/2016/5/12/chartex" xmlns:cx7="http://schemas.microsoft.com/office/drawing/2016/5/13/chartex" xmlns:cx8="http://schemas.microsoft.com/office/drawing/2016/5/14/chartex" xmlns:mc="http://schemas.openxmlformats.org/markup-compatibility/2006" xmlns:aink="http://schemas.microsoft.com/office/drawing/2016/ink" xmlns:am3d="http://schemas.microsoft.com/office/drawing/2017/model3d" xmlns:o="urn:schemas-microsoft-com:office:office" xmlns:oel="http://schemas.microsoft.com/office/2019/extlst" xmlns:r="http://schemas.openxmlformats.org/officeDocument/2006/relationships" xmlns:m="http://schemas.openxmlformats.org/officeDocument/2006/math" xmlns:v="urn:schemas-microsoft-com:vml" xmlns:wp14="http://schemas.microsoft.com/office/word/2010/wordprocessingDrawing" xmlns:wp="http://schemas.openxmlformats.org/drawingml/2006/wordprocessingDrawing" xmlns:w10="urn:schemas-microsoft-com:office:word" xmlns:w="http://schemas.openxmlformats.org/wordprocessingml/2006/main" xmlns:w14="http://schemas.microsoft.com/office/word/2010/wordml" xmlns:w15="http://schemas.microsoft.com/office/word/2012/wordml" xmlns:w16cex="http://schemas.microsoft.com/office/word/2018/wordml/cex" xmlns:w16cid="http://schemas.microsoft.com/office/word/2016/wordml/cid" xmlns:w16="http://schemas.microsoft.com/office/word/2018/wordml" xmlns:w16du="http://schemas.microsoft.com/office/word/2023/wordml/word16du" xmlns:w16sdtdh="http://schemas.microsoft.com/office/word/2020/wordml/sdtdatahash" xmlns:w16sdtfl="http://schemas.microsoft.com/office/word/2024/wordml/sdtformatlock" xmlns:w16se="http://schemas.microsoft.com/office/word/2015/wordml/symex" xmlns:wpg="http://schemas.microsoft.com/office/word/2010/wordprocessingGroup" xmlns:wpi="http://schemas.microsoft.com/office/word/2010/wordprocessingInk" xmlns:wne="http://schemas.microsoft.com/office/word/2006/wordml" xmlns:wps="http://schemas.microsoft.com/office/word/2010/wordprocessingShape" mc:Ignorable="w14 w15 w16se w16cid w16 w16cex w16sdtdh w16sdtfl w16du wp14">
   <w:p>
     <w:pPr>
       <w:pStyle w:val="Piedepgina"/>
@@ -2813,7 +2749,7 @@
 </file>
 
 <file path=word/footnotes.xml><?xml version="1.0" encoding="utf-8"?>
-<w:footnotes xmlns:wpc="http://schemas.microsoft.com/office/word/2010/wordprocessingCanvas" xmlns:cx="http://schemas.microsoft.com/office/drawing/2014/chartex" xmlns:cx1="http://schemas.microsoft.com/office/drawing/2015/9/8/chartex" xmlns:cx2="http://schemas.microsoft.com/office/drawing/2015/10/21/chartex" xmlns:cx3="http://schemas.microsoft.com/office/drawing/2016/5/9/chartex" xmlns:cx4="http://schemas.microsoft.com/office/drawing/2016/5/10/chartex" xmlns:cx5="http://schemas.microsoft.com/office/drawing/2016/5/11/chartex" xmlns:cx6="http://schemas.microsoft.com/office/drawing/2016/5/12/chartex" xmlns:cx7="http://schemas.microsoft.com/office/drawing/2016/5/13/chartex" xmlns:cx8="http://schemas.microsoft.com/office/drawing/2016/5/14/chartex" xmlns:mc="http://schemas.openxmlformats.org/markup-compatibility/2006" xmlns:aink="http://schemas.microsoft.com/office/drawing/2016/ink" xmlns:am3d="http://schemas.microsoft.com/office/drawing/2017/model3d" xmlns:o="urn:schemas-microsoft-com:office:office" xmlns:r="http://schemas.openxmlformats.org/officeDocument/2006/relationships" xmlns:m="http://schemas.openxmlformats.org/officeDocument/2006/math" xmlns:v="urn:schemas-microsoft-com:vml" xmlns:wp14="http://schemas.microsoft.com/office/word/2010/wordprocessingDrawing" xmlns:wp="http://schemas.openxmlformats.org/drawingml/2006/wordprocessingDrawing" xmlns:w10="urn:schemas-microsoft-com:office:word" xmlns:w="http://schemas.openxmlformats.org/wordprocessingml/2006/main" xmlns:w14="http://schemas.microsoft.com/office/word/2010/wordml" xmlns:w15="http://schemas.microsoft.com/office/word/2012/wordml" xmlns:w16cex="http://schemas.microsoft.com/office/word/2018/wordml/cex" xmlns:w16cid="http://schemas.microsoft.com/office/word/2016/wordml/cid" xmlns:w16="http://schemas.microsoft.com/office/word/2018/wordml" xmlns:w16sdtdh="http://schemas.microsoft.com/office/word/2020/wordml/sdtdatahash" xmlns:w16se="http://schemas.microsoft.com/office/word/2015/wordml/symex" xmlns:wpg="http://schemas.microsoft.com/office/word/2010/wordprocessingGroup" xmlns:wpi="http://schemas.microsoft.com/office/word/2010/wordprocessingInk" xmlns:wne="http://schemas.microsoft.com/office/word/2006/wordml" xmlns:wps="http://schemas.microsoft.com/office/word/2010/wordprocessingShape" mc:Ignorable="w14 w15 w16se w16cid w16 w16cex w16sdtdh wp14">
+<w:footnotes xmlns:wpc="http://schemas.microsoft.com/office/word/2010/wordprocessingCanvas" xmlns:cx="http://schemas.microsoft.com/office/drawing/2014/chartex" xmlns:cx1="http://schemas.microsoft.com/office/drawing/2015/9/8/chartex" xmlns:cx2="http://schemas.microsoft.com/office/drawing/2015/10/21/chartex" xmlns:cx3="http://schemas.microsoft.com/office/drawing/2016/5/9/chartex" xmlns:cx4="http://schemas.microsoft.com/office/drawing/2016/5/10/chartex" xmlns:cx5="http://schemas.microsoft.com/office/drawing/2016/5/11/chartex" xmlns:cx6="http://schemas.microsoft.com/office/drawing/2016/5/12/chartex" xmlns:cx7="http://schemas.microsoft.com/office/drawing/2016/5/13/chartex" xmlns:cx8="http://schemas.microsoft.com/office/drawing/2016/5/14/chartex" xmlns:mc="http://schemas.openxmlformats.org/markup-compatibility/2006" xmlns:aink="http://schemas.microsoft.com/office/drawing/2016/ink" xmlns:am3d="http://schemas.microsoft.com/office/drawing/2017/model3d" xmlns:o="urn:schemas-microsoft-com:office:office" xmlns:oel="http://schemas.microsoft.com/office/2019/extlst" xmlns:r="http://schemas.openxmlformats.org/officeDocument/2006/relationships" xmlns:m="http://schemas.openxmlformats.org/officeDocument/2006/math" xmlns:v="urn:schemas-microsoft-com:vml" xmlns:wp14="http://schemas.microsoft.com/office/word/2010/wordprocessingDrawing" xmlns:wp="http://schemas.openxmlformats.org/drawingml/2006/wordprocessingDrawing" xmlns:w10="urn:schemas-microsoft-com:office:word" xmlns:w="http://schemas.openxmlformats.org/wordprocessingml/2006/main" xmlns:w14="http://schemas.microsoft.com/office/word/2010/wordml" xmlns:w15="http://schemas.microsoft.com/office/word/2012/wordml" xmlns:w16cex="http://schemas.microsoft.com/office/word/2018/wordml/cex" xmlns:w16cid="http://schemas.microsoft.com/office/word/2016/wordml/cid" xmlns:w16="http://schemas.microsoft.com/office/word/2018/wordml" xmlns:w16du="http://schemas.microsoft.com/office/word/2023/wordml/word16du" xmlns:w16sdtdh="http://schemas.microsoft.com/office/word/2020/wordml/sdtdatahash" xmlns:w16sdtfl="http://schemas.microsoft.com/office/word/2024/wordml/sdtformatlock" xmlns:w16se="http://schemas.microsoft.com/office/word/2015/wordml/symex" xmlns:wpg="http://schemas.microsoft.com/office/word/2010/wordprocessingGroup" xmlns:wpi="http://schemas.microsoft.com/office/word/2010/wordprocessingInk" xmlns:wne="http://schemas.microsoft.com/office/word/2006/wordml" xmlns:wps="http://schemas.microsoft.com/office/word/2010/wordprocessingShape" mc:Ignorable="w14 w15 w16se w16cid w16 w16cex w16sdtdh w16sdtfl w16du wp14">
   <w:footnote w:type="separator" w:id="-1">
     <w:p>
       <w:pPr>
@@ -2838,7 +2774,7 @@
 </file>
 
 <file path=word/header1.xml><?xml version="1.0" encoding="utf-8"?>
-<w:hdr xmlns:wpc="http://schemas.microsoft.com/office/word/2010/wordprocessingCanvas" xmlns:cx="http://schemas.microsoft.com/office/drawing/2014/chartex" xmlns:cx1="http://schemas.microsoft.com/office/drawing/2015/9/8/chartex" xmlns:cx2="http://schemas.microsoft.com/office/drawing/2015/10/21/chartex" xmlns:cx3="http://schemas.microsoft.com/office/drawing/2016/5/9/chartex" xmlns:cx4="http://schemas.microsoft.com/office/drawing/2016/5/10/chartex" xmlns:cx5="http://schemas.microsoft.com/office/drawing/2016/5/11/chartex" xmlns:cx6="http://schemas.microsoft.com/office/drawing/2016/5/12/chartex" xmlns:cx7="http://schemas.microsoft.com/office/drawing/2016/5/13/chartex" xmlns:cx8="http://schemas.microsoft.com/office/drawing/2016/5/14/chartex" xmlns:mc="http://schemas.openxmlformats.org/markup-compatibility/2006" xmlns:aink="http://schemas.microsoft.com/office/drawing/2016/ink" xmlns:am3d="http://schemas.microsoft.com/office/drawing/2017/model3d" xmlns:o="urn:schemas-microsoft-com:office:office" xmlns:r="http://schemas.openxmlformats.org/officeDocument/2006/relationships" xmlns:m="http://schemas.openxmlformats.org/officeDocument/2006/math" xmlns:v="urn:schemas-microsoft-com:vml" xmlns:wp14="http://schemas.microsoft.com/office/word/2010/wordprocessingDrawing" xmlns:wp="http://schemas.openxmlformats.org/drawingml/2006/wordprocessingDrawing" xmlns:w10="urn:schemas-microsoft-com:office:word" xmlns:w="http://schemas.openxmlformats.org/wordprocessingml/2006/main" xmlns:w14="http://schemas.microsoft.com/office/word/2010/wordml" xmlns:w15="http://schemas.microsoft.com/office/word/2012/wordml" xmlns:w16cex="http://schemas.microsoft.com/office/word/2018/wordml/cex" xmlns:w16cid="http://schemas.microsoft.com/office/word/2016/wordml/cid" xmlns:w16="http://schemas.microsoft.com/office/word/2018/wordml" xmlns:w16sdtdh="http://schemas.microsoft.com/office/word/2020/wordml/sdtdatahash" xmlns:w16se="http://schemas.microsoft.com/office/word/2015/wordml/symex" xmlns:wpg="http://schemas.microsoft.com/office/word/2010/wordprocessingGroup" xmlns:wpi="http://schemas.microsoft.com/office/word/2010/wordprocessingInk" xmlns:wne="http://schemas.microsoft.com/office/word/2006/wordml" xmlns:wps="http://schemas.microsoft.com/office/word/2010/wordprocessingShape" mc:Ignorable="w14 w15 w16se w16cid w16 w16cex w16sdtdh wp14">
+<w:hdr xmlns:wpc="http://schemas.microsoft.com/office/word/2010/wordprocessingCanvas" xmlns:cx="http://schemas.microsoft.com/office/drawing/2014/chartex" xmlns:cx1="http://schemas.microsoft.com/office/drawing/2015/9/8/chartex" xmlns:cx2="http://schemas.microsoft.com/office/drawing/2015/10/21/chartex" xmlns:cx3="http://schemas.microsoft.com/office/drawing/2016/5/9/chartex" xmlns:cx4="http://schemas.microsoft.com/office/drawing/2016/5/10/chartex" xmlns:cx5="http://schemas.microsoft.com/office/drawing/2016/5/11/chartex" xmlns:cx6="http://schemas.microsoft.com/office/drawing/2016/5/12/chartex" xmlns:cx7="http://schemas.microsoft.com/office/drawing/2016/5/13/chartex" xmlns:cx8="http://schemas.microsoft.com/office/drawing/2016/5/14/chartex" xmlns:mc="http://schemas.openxmlformats.org/markup-compatibility/2006" xmlns:aink="http://schemas.microsoft.com/office/drawing/2016/ink" xmlns:am3d="http://schemas.microsoft.com/office/drawing/2017/model3d" xmlns:o="urn:schemas-microsoft-com:office:office" xmlns:oel="http://schemas.microsoft.com/office/2019/extlst" xmlns:r="http://schemas.openxmlformats.org/officeDocument/2006/relationships" xmlns:m="http://schemas.openxmlformats.org/officeDocument/2006/math" xmlns:v="urn:schemas-microsoft-com:vml" xmlns:wp14="http://schemas.microsoft.com/office/word/2010/wordprocessingDrawing" xmlns:wp="http://schemas.openxmlformats.org/drawingml/2006/wordprocessingDrawing" xmlns:w10="urn:schemas-microsoft-com:office:word" xmlns:w="http://schemas.openxmlformats.org/wordprocessingml/2006/main" xmlns:w14="http://schemas.microsoft.com/office/word/2010/wordml" xmlns:w15="http://schemas.microsoft.com/office/word/2012/wordml" xmlns:w16cex="http://schemas.microsoft.com/office/word/2018/wordml/cex" xmlns:w16cid="http://schemas.microsoft.com/office/word/2016/wordml/cid" xmlns:w16="http://schemas.microsoft.com/office/word/2018/wordml" xmlns:w16du="http://schemas.microsoft.com/office/word/2023/wordml/word16du" xmlns:w16sdtdh="http://schemas.microsoft.com/office/word/2020/wordml/sdtdatahash" xmlns:w16sdtfl="http://schemas.microsoft.com/office/word/2024/wordml/sdtformatlock" xmlns:w16se="http://schemas.microsoft.com/office/word/2015/wordml/symex" xmlns:wpg="http://schemas.microsoft.com/office/word/2010/wordprocessingGroup" xmlns:wpi="http://schemas.microsoft.com/office/word/2010/wordprocessingInk" xmlns:wne="http://schemas.microsoft.com/office/word/2006/wordml" xmlns:wps="http://schemas.microsoft.com/office/word/2010/wordprocessingShape" mc:Ignorable="w14 w15 w16se w16cid w16 w16cex w16sdtdh w16sdtfl w16du wp14">
   <w:p>
     <w:pPr>
       <w:pStyle w:val="Encabezado"/>
@@ -2848,7 +2784,7 @@
 </file>
 
 <file path=word/header2.xml><?xml version="1.0" encoding="utf-8"?>
-<w:hdr xmlns:wpc="http://schemas.microsoft.com/office/word/2010/wordprocessingCanvas" xmlns:cx="http://schemas.microsoft.com/office/drawing/2014/chartex" xmlns:cx1="http://schemas.microsoft.com/office/drawing/2015/9/8/chartex" xmlns:cx2="http://schemas.microsoft.com/office/drawing/2015/10/21/chartex" xmlns:cx3="http://schemas.microsoft.com/office/drawing/2016/5/9/chartex" xmlns:cx4="http://schemas.microsoft.com/office/drawing/2016/5/10/chartex" xmlns:cx5="http://schemas.microsoft.com/office/drawing/2016/5/11/chartex" xmlns:cx6="http://schemas.microsoft.com/office/drawing/2016/5/12/chartex" xmlns:cx7="http://schemas.microsoft.com/office/drawing/2016/5/13/chartex" xmlns:cx8="http://schemas.microsoft.com/office/drawing/2016/5/14/chartex" xmlns:mc="http://schemas.openxmlformats.org/markup-compatibility/2006" xmlns:aink="http://schemas.microsoft.com/office/drawing/2016/ink" xmlns:am3d="http://schemas.microsoft.com/office/drawing/2017/model3d" xmlns:o="urn:schemas-microsoft-com:office:office" xmlns:r="http://schemas.openxmlformats.org/officeDocument/2006/relationships" xmlns:m="http://schemas.openxmlformats.org/officeDocument/2006/math" xmlns:v="urn:schemas-microsoft-com:vml" xmlns:wp14="http://schemas.microsoft.com/office/word/2010/wordprocessingDrawing" xmlns:wp="http://schemas.openxmlformats.org/drawingml/2006/wordprocessingDrawing" xmlns:w10="urn:schemas-microsoft-com:office:word" xmlns:w="http://schemas.openxmlformats.org/wordprocessingml/2006/main" xmlns:w14="http://schemas.microsoft.com/office/word/2010/wordml" xmlns:w15="http://schemas.microsoft.com/office/word/2012/wordml" xmlns:w16cex="http://schemas.microsoft.com/office/word/2018/wordml/cex" xmlns:w16cid="http://schemas.microsoft.com/office/word/2016/wordml/cid" xmlns:w16="http://schemas.microsoft.com/office/word/2018/wordml" xmlns:w16sdtdh="http://schemas.microsoft.com/office/word/2020/wordml/sdtdatahash" xmlns:w16se="http://schemas.microsoft.com/office/word/2015/wordml/symex" xmlns:wpg="http://schemas.microsoft.com/office/word/2010/wordprocessingGroup" xmlns:wpi="http://schemas.microsoft.com/office/word/2010/wordprocessingInk" xmlns:wne="http://schemas.microsoft.com/office/word/2006/wordml" xmlns:wps="http://schemas.microsoft.com/office/word/2010/wordprocessingShape" mc:Ignorable="w14 w15 w16se w16cid w16 w16cex w16sdtdh wp14">
+<w:hdr xmlns:wpc="http://schemas.microsoft.com/office/word/2010/wordprocessingCanvas" xmlns:cx="http://schemas.microsoft.com/office/drawing/2014/chartex" xmlns:cx1="http://schemas.microsoft.com/office/drawing/2015/9/8/chartex" xmlns:cx2="http://schemas.microsoft.com/office/drawing/2015/10/21/chartex" xmlns:cx3="http://schemas.microsoft.com/office/drawing/2016/5/9/chartex" xmlns:cx4="http://schemas.microsoft.com/office/drawing/2016/5/10/chartex" xmlns:cx5="http://schemas.microsoft.com/office/drawing/2016/5/11/chartex" xmlns:cx6="http://schemas.microsoft.com/office/drawing/2016/5/12/chartex" xmlns:cx7="http://schemas.microsoft.com/office/drawing/2016/5/13/chartex" xmlns:cx8="http://schemas.microsoft.com/office/drawing/2016/5/14/chartex" xmlns:mc="http://schemas.openxmlformats.org/markup-compatibility/2006" xmlns:aink="http://schemas.microsoft.com/office/drawing/2016/ink" xmlns:am3d="http://schemas.microsoft.com/office/drawing/2017/model3d" xmlns:o="urn:schemas-microsoft-com:office:office" xmlns:oel="http://schemas.microsoft.com/office/2019/extlst" xmlns:r="http://schemas.openxmlformats.org/officeDocument/2006/relationships" xmlns:m="http://schemas.openxmlformats.org/officeDocument/2006/math" xmlns:v="urn:schemas-microsoft-com:vml" xmlns:wp14="http://schemas.microsoft.com/office/word/2010/wordprocessingDrawing" xmlns:wp="http://schemas.openxmlformats.org/drawingml/2006/wordprocessingDrawing" xmlns:w10="urn:schemas-microsoft-com:office:word" xmlns:w="http://schemas.openxmlformats.org/wordprocessingml/2006/main" xmlns:w14="http://schemas.microsoft.com/office/word/2010/wordml" xmlns:w15="http://schemas.microsoft.com/office/word/2012/wordml" xmlns:w16cex="http://schemas.microsoft.com/office/word/2018/wordml/cex" xmlns:w16cid="http://schemas.microsoft.com/office/word/2016/wordml/cid" xmlns:w16="http://schemas.microsoft.com/office/word/2018/wordml" xmlns:w16du="http://schemas.microsoft.com/office/word/2023/wordml/word16du" xmlns:w16sdtdh="http://schemas.microsoft.com/office/word/2020/wordml/sdtdatahash" xmlns:w16sdtfl="http://schemas.microsoft.com/office/word/2024/wordml/sdtformatlock" xmlns:w16se="http://schemas.microsoft.com/office/word/2015/wordml/symex" xmlns:wpg="http://schemas.microsoft.com/office/word/2010/wordprocessingGroup" xmlns:wpi="http://schemas.microsoft.com/office/word/2010/wordprocessingInk" xmlns:wne="http://schemas.microsoft.com/office/word/2006/wordml" xmlns:wps="http://schemas.microsoft.com/office/word/2010/wordprocessingShape" mc:Ignorable="w14 w15 w16se w16cid w16 w16cex w16sdtdh w16sdtfl w16du wp14">
   <w:tbl>
     <w:tblPr>
       <w:tblStyle w:val="Tablaconcuadrcula"/>
@@ -3009,7 +2945,7 @@
 </file>
 
 <file path=word/header3.xml><?xml version="1.0" encoding="utf-8"?>
-<w:hdr xmlns:wpc="http://schemas.microsoft.com/office/word/2010/wordprocessingCanvas" xmlns:cx="http://schemas.microsoft.com/office/drawing/2014/chartex" xmlns:cx1="http://schemas.microsoft.com/office/drawing/2015/9/8/chartex" xmlns:cx2="http://schemas.microsoft.com/office/drawing/2015/10/21/chartex" xmlns:cx3="http://schemas.microsoft.com/office/drawing/2016/5/9/chartex" xmlns:cx4="http://schemas.microsoft.com/office/drawing/2016/5/10/chartex" xmlns:cx5="http://schemas.microsoft.com/office/drawing/2016/5/11/chartex" xmlns:cx6="http://schemas.microsoft.com/office/drawing/2016/5/12/chartex" xmlns:cx7="http://schemas.microsoft.com/office/drawing/2016/5/13/chartex" xmlns:cx8="http://schemas.microsoft.com/office/drawing/2016/5/14/chartex" xmlns:mc="http://schemas.openxmlformats.org/markup-compatibility/2006" xmlns:aink="http://schemas.microsoft.com/office/drawing/2016/ink" xmlns:am3d="http://schemas.microsoft.com/office/drawing/2017/model3d" xmlns:o="urn:schemas-microsoft-com:office:office" xmlns:r="http://schemas.openxmlformats.org/officeDocument/2006/relationships" xmlns:m="http://schemas.openxmlformats.org/officeDocument/2006/math" xmlns:v="urn:schemas-microsoft-com:vml" xmlns:wp14="http://schemas.microsoft.com/office/word/2010/wordprocessingDrawing" xmlns:wp="http://schemas.openxmlformats.org/drawingml/2006/wordprocessingDrawing" xmlns:w10="urn:schemas-microsoft-com:office:word" xmlns:w="http://schemas.openxmlformats.org/wordprocessingml/2006/main" xmlns:w14="http://schemas.microsoft.com/office/word/2010/wordml" xmlns:w15="http://schemas.microsoft.com/office/word/2012/wordml" xmlns:w16cex="http://schemas.microsoft.com/office/word/2018/wordml/cex" xmlns:w16cid="http://schemas.microsoft.com/office/word/2016/wordml/cid" xmlns:w16="http://schemas.microsoft.com/office/word/2018/wordml" xmlns:w16sdtdh="http://schemas.microsoft.com/office/word/2020/wordml/sdtdatahash" xmlns:w16se="http://schemas.microsoft.com/office/word/2015/wordml/symex" xmlns:wpg="http://schemas.microsoft.com/office/word/2010/wordprocessingGroup" xmlns:wpi="http://schemas.microsoft.com/office/word/2010/wordprocessingInk" xmlns:wne="http://schemas.microsoft.com/office/word/2006/wordml" xmlns:wps="http://schemas.microsoft.com/office/word/2010/wordprocessingShape" mc:Ignorable="w14 w15 w16se w16cid w16 w16cex w16sdtdh wp14">
+<w:hdr xmlns:wpc="http://schemas.microsoft.com/office/word/2010/wordprocessingCanvas" xmlns:cx="http://schemas.microsoft.com/office/drawing/2014/chartex" xmlns:cx1="http://schemas.microsoft.com/office/drawing/2015/9/8/chartex" xmlns:cx2="http://schemas.microsoft.com/office/drawing/2015/10/21/chartex" xmlns:cx3="http://schemas.microsoft.com/office/drawing/2016/5/9/chartex" xmlns:cx4="http://schemas.microsoft.com/office/drawing/2016/5/10/chartex" xmlns:cx5="http://schemas.microsoft.com/office/drawing/2016/5/11/chartex" xmlns:cx6="http://schemas.microsoft.com/office/drawing/2016/5/12/chartex" xmlns:cx7="http://schemas.microsoft.com/office/drawing/2016/5/13/chartex" xmlns:cx8="http://schemas.microsoft.com/office/drawing/2016/5/14/chartex" xmlns:mc="http://schemas.openxmlformats.org/markup-compatibility/2006" xmlns:aink="http://schemas.microsoft.com/office/drawing/2016/ink" xmlns:am3d="http://schemas.microsoft.com/office/drawing/2017/model3d" xmlns:o="urn:schemas-microsoft-com:office:office" xmlns:oel="http://schemas.microsoft.com/office/2019/extlst" xmlns:r="http://schemas.openxmlformats.org/officeDocument/2006/relationships" xmlns:m="http://schemas.openxmlformats.org/officeDocument/2006/math" xmlns:v="urn:schemas-microsoft-com:vml" xmlns:wp14="http://schemas.microsoft.com/office/word/2010/wordprocessingDrawing" xmlns:wp="http://schemas.openxmlformats.org/drawingml/2006/wordprocessingDrawing" xmlns:w10="urn:schemas-microsoft-com:office:word" xmlns:w="http://schemas.openxmlformats.org/wordprocessingml/2006/main" xmlns:w14="http://schemas.microsoft.com/office/word/2010/wordml" xmlns:w15="http://schemas.microsoft.com/office/word/2012/wordml" xmlns:w16cex="http://schemas.microsoft.com/office/word/2018/wordml/cex" xmlns:w16cid="http://schemas.microsoft.com/office/word/2016/wordml/cid" xmlns:w16="http://schemas.microsoft.com/office/word/2018/wordml" xmlns:w16du="http://schemas.microsoft.com/office/word/2023/wordml/word16du" xmlns:w16sdtdh="http://schemas.microsoft.com/office/word/2020/wordml/sdtdatahash" xmlns:w16sdtfl="http://schemas.microsoft.com/office/word/2024/wordml/sdtformatlock" xmlns:w16se="http://schemas.microsoft.com/office/word/2015/wordml/symex" xmlns:wpg="http://schemas.microsoft.com/office/word/2010/wordprocessingGroup" xmlns:wpi="http://schemas.microsoft.com/office/word/2010/wordprocessingInk" xmlns:wne="http://schemas.microsoft.com/office/word/2006/wordml" xmlns:wps="http://schemas.microsoft.com/office/word/2010/wordprocessingShape" mc:Ignorable="w14 w15 w16se w16cid w16 w16cex w16sdtdh w16sdtfl w16du wp14">
   <w:tbl>
     <w:tblPr>
       <w:tblStyle w:val="Tablaconcuadrcula"/>
@@ -3300,7 +3236,7 @@
 </file>
 
 <file path=word/numbering.xml><?xml version="1.0" encoding="utf-8"?>
-<w:numbering xmlns:wpc="http://schemas.microsoft.com/office/word/2010/wordprocessingCanvas" xmlns:cx="http://schemas.microsoft.com/office/drawing/2014/chartex" xmlns:cx1="http://schemas.microsoft.com/office/drawing/2015/9/8/chartex" xmlns:cx2="http://schemas.microsoft.com/office/drawing/2015/10/21/chartex" xmlns:cx3="http://schemas.microsoft.com/office/drawing/2016/5/9/chartex" xmlns:cx4="http://schemas.microsoft.com/office/drawing/2016/5/10/chartex" xmlns:cx5="http://schemas.microsoft.com/office/drawing/2016/5/11/chartex" xmlns:cx6="http://schemas.microsoft.com/office/drawing/2016/5/12/chartex" xmlns:cx7="http://schemas.microsoft.com/office/drawing/2016/5/13/chartex" xmlns:cx8="http://schemas.microsoft.com/office/drawing/2016/5/14/chartex" xmlns:mc="http://schemas.openxmlformats.org/markup-compatibility/2006" xmlns:aink="http://schemas.microsoft.com/office/drawing/2016/ink" xmlns:am3d="http://schemas.microsoft.com/office/drawing/2017/model3d" xmlns:o="urn:schemas-microsoft-com:office:office" xmlns:r="http://schemas.openxmlformats.org/officeDocument/2006/relationships" xmlns:m="http://schemas.openxmlformats.org/officeDocument/2006/math" xmlns:v="urn:schemas-microsoft-com:vml" xmlns:wp14="http://schemas.microsoft.com/office/word/2010/wordprocessingDrawing" xmlns:wp="http://schemas.openxmlformats.org/drawingml/2006/wordprocessingDrawing" xmlns:w10="urn:schemas-microsoft-com:office:word" xmlns:w="http://schemas.openxmlformats.org/wordprocessingml/2006/main" xmlns:w14="http://schemas.microsoft.com/office/word/2010/wordml" xmlns:w15="http://schemas.microsoft.com/office/word/2012/wordml" xmlns:w16cex="http://schemas.microsoft.com/office/word/2018/wordml/cex" xmlns:w16cid="http://schemas.microsoft.com/office/word/2016/wordml/cid" xmlns:w16="http://schemas.microsoft.com/office/word/2018/wordml" xmlns:w16sdtdh="http://schemas.microsoft.com/office/word/2020/wordml/sdtdatahash" xmlns:w16se="http://schemas.microsoft.com/office/word/2015/wordml/symex" xmlns:wpg="http://schemas.microsoft.com/office/word/2010/wordprocessingGroup" xmlns:wpi="http://schemas.microsoft.com/office/word/2010/wordprocessingInk" xmlns:wne="http://schemas.microsoft.com/office/word/2006/wordml" xmlns:wps="http://schemas.microsoft.com/office/word/2010/wordprocessingShape" mc:Ignorable="w14 w15 w16se w16cid w16 w16cex w16sdtdh wp14">
+<w:numbering xmlns:wpc="http://schemas.microsoft.com/office/word/2010/wordprocessingCanvas" xmlns:cx="http://schemas.microsoft.com/office/drawing/2014/chartex" xmlns:cx1="http://schemas.microsoft.com/office/drawing/2015/9/8/chartex" xmlns:cx2="http://schemas.microsoft.com/office/drawing/2015/10/21/chartex" xmlns:cx3="http://schemas.microsoft.com/office/drawing/2016/5/9/chartex" xmlns:cx4="http://schemas.microsoft.com/office/drawing/2016/5/10/chartex" xmlns:cx5="http://schemas.microsoft.com/office/drawing/2016/5/11/chartex" xmlns:cx6="http://schemas.microsoft.com/office/drawing/2016/5/12/chartex" xmlns:cx7="http://schemas.microsoft.com/office/drawing/2016/5/13/chartex" xmlns:cx8="http://schemas.microsoft.com/office/drawing/2016/5/14/chartex" xmlns:mc="http://schemas.openxmlformats.org/markup-compatibility/2006" xmlns:aink="http://schemas.microsoft.com/office/drawing/2016/ink" xmlns:am3d="http://schemas.microsoft.com/office/drawing/2017/model3d" xmlns:o="urn:schemas-microsoft-com:office:office" xmlns:oel="http://schemas.microsoft.com/office/2019/extlst" xmlns:r="http://schemas.openxmlformats.org/officeDocument/2006/relationships" xmlns:m="http://schemas.openxmlformats.org/officeDocument/2006/math" xmlns:v="urn:schemas-microsoft-com:vml" xmlns:wp14="http://schemas.microsoft.com/office/word/2010/wordprocessingDrawing" xmlns:wp="http://schemas.openxmlformats.org/drawingml/2006/wordprocessingDrawing" xmlns:w10="urn:schemas-microsoft-com:office:word" xmlns:w="http://schemas.openxmlformats.org/wordprocessingml/2006/main" xmlns:w14="http://schemas.microsoft.com/office/word/2010/wordml" xmlns:w15="http://schemas.microsoft.com/office/word/2012/wordml" xmlns:w16cex="http://schemas.microsoft.com/office/word/2018/wordml/cex" xmlns:w16cid="http://schemas.microsoft.com/office/word/2016/wordml/cid" xmlns:w16="http://schemas.microsoft.com/office/word/2018/wordml" xmlns:w16du="http://schemas.microsoft.com/office/word/2023/wordml/word16du" xmlns:w16sdtdh="http://schemas.microsoft.com/office/word/2020/wordml/sdtdatahash" xmlns:w16sdtfl="http://schemas.microsoft.com/office/word/2024/wordml/sdtformatlock" xmlns:w16se="http://schemas.microsoft.com/office/word/2015/wordml/symex" xmlns:wpg="http://schemas.microsoft.com/office/word/2010/wordprocessingGroup" xmlns:wpi="http://schemas.microsoft.com/office/word/2010/wordprocessingInk" xmlns:wne="http://schemas.microsoft.com/office/word/2006/wordml" xmlns:wps="http://schemas.microsoft.com/office/word/2010/wordprocessingShape" mc:Ignorable="w14 w15 w16se w16cid w16 w16cex w16sdtdh w16sdtfl w16du wp14">
   <w:abstractNum w:abstractNumId="0" w15:restartNumberingAfterBreak="0">
     <w:nsid w:val="049156A1"/>
     <w:multiLevelType w:val="hybridMultilevel"/>
@@ -7986,127 +7922,127 @@
       </w:rPr>
     </w:lvl>
   </w:abstractNum>
-  <w:num w:numId="1">
+  <w:num w:numId="1" w16cid:durableId="168107478">
     <w:abstractNumId w:val="3"/>
   </w:num>
-  <w:num w:numId="2">
+  <w:num w:numId="2" w16cid:durableId="1949307760">
     <w:abstractNumId w:val="9"/>
   </w:num>
-  <w:num w:numId="3">
+  <w:num w:numId="3" w16cid:durableId="1011177454">
     <w:abstractNumId w:val="13"/>
   </w:num>
-  <w:num w:numId="4">
+  <w:num w:numId="4" w16cid:durableId="2086761192">
     <w:abstractNumId w:val="29"/>
   </w:num>
-  <w:num w:numId="5">
+  <w:num w:numId="5" w16cid:durableId="1141966154">
     <w:abstractNumId w:val="31"/>
   </w:num>
-  <w:num w:numId="6">
+  <w:num w:numId="6" w16cid:durableId="465202846">
     <w:abstractNumId w:val="4"/>
   </w:num>
-  <w:num w:numId="7">
+  <w:num w:numId="7" w16cid:durableId="635375495">
     <w:abstractNumId w:val="12"/>
   </w:num>
-  <w:num w:numId="8">
+  <w:num w:numId="8" w16cid:durableId="1975715152">
     <w:abstractNumId w:val="20"/>
   </w:num>
-  <w:num w:numId="9">
+  <w:num w:numId="9" w16cid:durableId="192885961">
     <w:abstractNumId w:val="16"/>
   </w:num>
-  <w:num w:numId="10">
+  <w:num w:numId="10" w16cid:durableId="572354659">
     <w:abstractNumId w:val="10"/>
   </w:num>
-  <w:num w:numId="11">
+  <w:num w:numId="11" w16cid:durableId="436632450">
     <w:abstractNumId w:val="25"/>
   </w:num>
-  <w:num w:numId="12">
+  <w:num w:numId="12" w16cid:durableId="759522086">
     <w:abstractNumId w:val="36"/>
   </w:num>
-  <w:num w:numId="13">
+  <w:num w:numId="13" w16cid:durableId="1641226683">
     <w:abstractNumId w:val="30"/>
   </w:num>
-  <w:num w:numId="14">
+  <w:num w:numId="14" w16cid:durableId="717315402">
     <w:abstractNumId w:val="1"/>
   </w:num>
-  <w:num w:numId="15">
+  <w:num w:numId="15" w16cid:durableId="1171991990">
     <w:abstractNumId w:val="37"/>
   </w:num>
-  <w:num w:numId="16">
+  <w:num w:numId="16" w16cid:durableId="1356469344">
     <w:abstractNumId w:val="22"/>
   </w:num>
-  <w:num w:numId="17">
+  <w:num w:numId="17" w16cid:durableId="842162358">
     <w:abstractNumId w:val="18"/>
   </w:num>
-  <w:num w:numId="18">
+  <w:num w:numId="18" w16cid:durableId="726951661">
     <w:abstractNumId w:val="32"/>
   </w:num>
-  <w:num w:numId="19">
+  <w:num w:numId="19" w16cid:durableId="2061860221">
     <w:abstractNumId w:val="11"/>
   </w:num>
-  <w:num w:numId="20">
+  <w:num w:numId="20" w16cid:durableId="626203337">
     <w:abstractNumId w:val="40"/>
   </w:num>
-  <w:num w:numId="21">
+  <w:num w:numId="21" w16cid:durableId="899942803">
     <w:abstractNumId w:val="35"/>
   </w:num>
-  <w:num w:numId="22">
+  <w:num w:numId="22" w16cid:durableId="500704826">
     <w:abstractNumId w:val="14"/>
   </w:num>
-  <w:num w:numId="23">
+  <w:num w:numId="23" w16cid:durableId="776827013">
     <w:abstractNumId w:val="15"/>
   </w:num>
-  <w:num w:numId="24">
+  <w:num w:numId="24" w16cid:durableId="1344824274">
     <w:abstractNumId w:val="5"/>
   </w:num>
-  <w:num w:numId="25">
+  <w:num w:numId="25" w16cid:durableId="590313130">
     <w:abstractNumId w:val="17"/>
   </w:num>
-  <w:num w:numId="26">
+  <w:num w:numId="26" w16cid:durableId="938105753">
     <w:abstractNumId w:val="21"/>
   </w:num>
-  <w:num w:numId="27">
+  <w:num w:numId="27" w16cid:durableId="1157066449">
     <w:abstractNumId w:val="24"/>
   </w:num>
-  <w:num w:numId="28">
+  <w:num w:numId="28" w16cid:durableId="1541237615">
     <w:abstractNumId w:val="0"/>
   </w:num>
-  <w:num w:numId="29">
+  <w:num w:numId="29" w16cid:durableId="309284733">
     <w:abstractNumId w:val="19"/>
   </w:num>
-  <w:num w:numId="30">
+  <w:num w:numId="30" w16cid:durableId="682053164">
     <w:abstractNumId w:val="23"/>
   </w:num>
-  <w:num w:numId="31">
+  <w:num w:numId="31" w16cid:durableId="1621182483">
     <w:abstractNumId w:val="2"/>
   </w:num>
-  <w:num w:numId="32">
+  <w:num w:numId="32" w16cid:durableId="1704090291">
     <w:abstractNumId w:val="7"/>
   </w:num>
-  <w:num w:numId="33">
+  <w:num w:numId="33" w16cid:durableId="1641424883">
     <w:abstractNumId w:val="33"/>
   </w:num>
-  <w:num w:numId="34">
+  <w:num w:numId="34" w16cid:durableId="480271630">
     <w:abstractNumId w:val="39"/>
   </w:num>
-  <w:num w:numId="35">
+  <w:num w:numId="35" w16cid:durableId="1030490082">
     <w:abstractNumId w:val="6"/>
   </w:num>
-  <w:num w:numId="36">
+  <w:num w:numId="36" w16cid:durableId="1883862602">
     <w:abstractNumId w:val="26"/>
   </w:num>
-  <w:num w:numId="37">
+  <w:num w:numId="37" w16cid:durableId="1517303628">
     <w:abstractNumId w:val="38"/>
   </w:num>
-  <w:num w:numId="38">
+  <w:num w:numId="38" w16cid:durableId="1389378819">
     <w:abstractNumId w:val="28"/>
   </w:num>
-  <w:num w:numId="39">
+  <w:num w:numId="39" w16cid:durableId="1453792264">
     <w:abstractNumId w:val="27"/>
   </w:num>
-  <w:num w:numId="40">
+  <w:num w:numId="40" w16cid:durableId="1892107397">
     <w:abstractNumId w:val="34"/>
   </w:num>
-  <w:num w:numId="41">
+  <w:num w:numId="41" w16cid:durableId="1848014422">
     <w:abstractNumId w:val="8"/>
   </w:num>
   <w:numIdMacAtCleanup w:val="18"/>
@@ -8114,7 +8050,7 @@
 </file>
 
 <file path=word/styles.xml><?xml version="1.0" encoding="utf-8"?>
-<w:styles xmlns:mc="http://schemas.openxmlformats.org/markup-compatibility/2006" xmlns:r="http://schemas.openxmlformats.org/officeDocument/2006/relationships" xmlns:w="http://schemas.openxmlformats.org/wordprocessingml/2006/main" xmlns:w14="http://schemas.microsoft.com/office/word/2010/wordml" xmlns:w15="http://schemas.microsoft.com/office/word/2012/wordml" xmlns:w16cex="http://schemas.microsoft.com/office/word/2018/wordml/cex" xmlns:w16cid="http://schemas.microsoft.com/office/word/2016/wordml/cid" xmlns:w16="http://schemas.microsoft.com/office/word/2018/wordml" xmlns:w16sdtdh="http://schemas.microsoft.com/office/word/2020/wordml/sdtdatahash" xmlns:w16se="http://schemas.microsoft.com/office/word/2015/wordml/symex" mc:Ignorable="w14 w15 w16se w16cid w16 w16cex w16sdtdh">
+<w:styles xmlns:mc="http://schemas.openxmlformats.org/markup-compatibility/2006" xmlns:r="http://schemas.openxmlformats.org/officeDocument/2006/relationships" xmlns:w="http://schemas.openxmlformats.org/wordprocessingml/2006/main" xmlns:w14="http://schemas.microsoft.com/office/word/2010/wordml" xmlns:w15="http://schemas.microsoft.com/office/word/2012/wordml" xmlns:w16cex="http://schemas.microsoft.com/office/word/2018/wordml/cex" xmlns:w16cid="http://schemas.microsoft.com/office/word/2016/wordml/cid" xmlns:w16="http://schemas.microsoft.com/office/word/2018/wordml" xmlns:w16du="http://schemas.microsoft.com/office/word/2023/wordml/word16du" xmlns:w16sdtdh="http://schemas.microsoft.com/office/word/2020/wordml/sdtdatahash" xmlns:w16sdtfl="http://schemas.microsoft.com/office/word/2024/wordml/sdtformatlock" xmlns:w16se="http://schemas.microsoft.com/office/word/2015/wordml/symex" mc:Ignorable="w14 w15 w16se w16cid w16 w16cex w16sdtdh w16sdtfl w16du">
   <w:docDefaults>
     <w:rPrDefault>
       <w:rPr>
@@ -8236,6 +8172,7 @@
     <w:lsdException w:name="HTML Sample" w:semiHidden="1" w:unhideWhenUsed="1"/>
     <w:lsdException w:name="HTML Typewriter" w:semiHidden="1" w:unhideWhenUsed="1"/>
     <w:lsdException w:name="HTML Variable" w:semiHidden="1" w:unhideWhenUsed="1"/>
+    <w:lsdException w:name="Normal Table" w:semiHidden="1" w:unhideWhenUsed="1"/>
     <w:lsdException w:name="annotation subject" w:semiHidden="1" w:unhideWhenUsed="1"/>
     <w:lsdException w:name="No List" w:semiHidden="1" w:unhideWhenUsed="1"/>
     <w:lsdException w:name="Outline List 1" w:semiHidden="1" w:unhideWhenUsed="1"/>
@@ -8278,8 +8215,11 @@
     <w:lsdException w:name="Table Contemporary" w:semiHidden="1" w:unhideWhenUsed="1"/>
     <w:lsdException w:name="Table Elegant" w:semiHidden="1" w:unhideWhenUsed="1"/>
     <w:lsdException w:name="Table Professional" w:semiHidden="1" w:unhideWhenUsed="1"/>
+    <w:lsdException w:name="Table Subtle 1" w:semiHidden="1" w:unhideWhenUsed="1"/>
     <w:lsdException w:name="Table Subtle 2" w:semiHidden="1" w:unhideWhenUsed="1"/>
     <w:lsdException w:name="Table Web 1" w:semiHidden="1" w:unhideWhenUsed="1"/>
+    <w:lsdException w:name="Table Web 2" w:semiHidden="1" w:unhideWhenUsed="1"/>
+    <w:lsdException w:name="Table Web 3" w:semiHidden="1" w:unhideWhenUsed="1"/>
     <w:lsdException w:name="Balloon Text" w:semiHidden="1" w:unhideWhenUsed="1"/>
     <w:lsdException w:name="Table Grid" w:uiPriority="39"/>
     <w:lsdException w:name="Table Theme" w:semiHidden="1" w:unhideWhenUsed="1"/>
@@ -9877,10 +9817,6 @@
 </file>
 
 <file path=customXml/item1.xml><?xml version="1.0" encoding="utf-8"?>
-<b:Sources xmlns:b="http://schemas.openxmlformats.org/officeDocument/2006/bibliography" xmlns="http://schemas.openxmlformats.org/officeDocument/2006/bibliography" SelectedStyle="\APASixthEditionOfficeOnline.xsl" StyleName="APA" Version="6"/>
-</file>
-
-<file path=customXml/item2.xml><?xml version="1.0" encoding="utf-8"?>
 <ct:contentTypeSchema xmlns:ct="http://schemas.microsoft.com/office/2006/metadata/contentType" xmlns:ma="http://schemas.microsoft.com/office/2006/metadata/properties/metaAttributes" ct:_="" ma:_="" ma:contentTypeName="Documento" ma:contentTypeID="0x010100E96778489EE7714D8BD12CC105EB918B" ma:contentTypeVersion="2" ma:contentTypeDescription="Crear nuevo documento." ma:contentTypeScope="" ma:versionID="416c5c7ae9b5d54d83875cd3c65194e3">
   <xsd:schema xmlns:xsd="http://www.w3.org/2001/XMLSchema" xmlns:xs="http://www.w3.org/2001/XMLSchema" xmlns:p="http://schemas.microsoft.com/office/2006/metadata/properties" xmlns:ns2="126e8a1c-9ea9-435a-ac89-d06c80d62e30" targetNamespace="http://schemas.microsoft.com/office/2006/metadata/properties" ma:root="true" ma:fieldsID="70a237c842677bd850644f8595079f5e" ns2:_="">
     <xsd:import namespace="126e8a1c-9ea9-435a-ac89-d06c80d62e30"/>
@@ -10012,13 +9948,11 @@
 </ct:contentTypeSchema>
 </file>
 
-<file path=customXml/item3.xml><?xml version="1.0" encoding="utf-8"?>
-<p:properties xmlns:p="http://schemas.microsoft.com/office/2006/metadata/properties" xmlns:xsi="http://www.w3.org/2001/XMLSchema-instance" xmlns:pc="http://schemas.microsoft.com/office/infopath/2007/PartnerControls">
-  <documentManagement/>
-</p:properties>
+<file path=customXml/item2.xml><?xml version="1.0" encoding="utf-8"?>
+<b:Sources xmlns:b="http://schemas.openxmlformats.org/officeDocument/2006/bibliography" xmlns="http://schemas.openxmlformats.org/officeDocument/2006/bibliography" SelectedStyle="\APASixthEditionOfficeOnline.xsl" StyleName="APA" Version="6"/>
 </file>
 
-<file path=customXml/item4.xml><?xml version="1.0" encoding="utf-8"?>
+<file path=customXml/item3.xml><?xml version="1.0" encoding="utf-8"?>
 <?mso-contentType ?>
 <FormTemplates xmlns="http://schemas.microsoft.com/sharepoint/v3/contenttype/forms">
   <Display>DocumentLibraryForm</Display>
@@ -10027,15 +9961,13 @@
 </FormTemplates>
 </file>
 
-<file path=customXml/itemProps1.xml><?xml version="1.0" encoding="utf-8"?>
-<ds:datastoreItem xmlns:ds="http://schemas.openxmlformats.org/officeDocument/2006/customXml" ds:itemID="{6E8A10B9-B765-4F0B-A47F-7CB788CD8F65}">
-  <ds:schemaRefs>
-    <ds:schemaRef ds:uri="http://schemas.openxmlformats.org/officeDocument/2006/bibliography"/>
-  </ds:schemaRefs>
-</ds:datastoreItem>
+<file path=customXml/item4.xml><?xml version="1.0" encoding="utf-8"?>
+<p:properties xmlns:p="http://schemas.microsoft.com/office/2006/metadata/properties" xmlns:xsi="http://www.w3.org/2001/XMLSchema-instance" xmlns:pc="http://schemas.microsoft.com/office/infopath/2007/PartnerControls">
+  <documentManagement/>
+</p:properties>
 </file>
 
-<file path=customXml/itemProps2.xml><?xml version="1.0" encoding="utf-8"?>
+<file path=customXml/itemProps1.xml><?xml version="1.0" encoding="utf-8"?>
 <ds:datastoreItem xmlns:ds="http://schemas.openxmlformats.org/officeDocument/2006/customXml" ds:itemID="{767CD2D5-7A6C-47C3-9B54-C4225C74DD0B}">
   <ds:schemaRefs>
     <ds:schemaRef ds:uri="http://schemas.microsoft.com/office/2006/metadata/contentType"/>
@@ -10053,19 +9985,27 @@
 </ds:datastoreItem>
 </file>
 
+<file path=customXml/itemProps2.xml><?xml version="1.0" encoding="utf-8"?>
+<ds:datastoreItem xmlns:ds="http://schemas.openxmlformats.org/officeDocument/2006/customXml" ds:itemID="{6E8A10B9-B765-4F0B-A47F-7CB788CD8F65}">
+  <ds:schemaRefs>
+    <ds:schemaRef ds:uri="http://schemas.openxmlformats.org/officeDocument/2006/bibliography"/>
+  </ds:schemaRefs>
+</ds:datastoreItem>
+</file>
+
 <file path=customXml/itemProps3.xml><?xml version="1.0" encoding="utf-8"?>
+<ds:datastoreItem xmlns:ds="http://schemas.openxmlformats.org/officeDocument/2006/customXml" ds:itemID="{DABAA964-10BA-4DBC-ABF2-CDEAC0FAF7AA}">
+  <ds:schemaRefs>
+    <ds:schemaRef ds:uri="http://schemas.microsoft.com/sharepoint/v3/contenttype/forms"/>
+  </ds:schemaRefs>
+</ds:datastoreItem>
+</file>
+
+<file path=customXml/itemProps4.xml><?xml version="1.0" encoding="utf-8"?>
 <ds:datastoreItem xmlns:ds="http://schemas.openxmlformats.org/officeDocument/2006/customXml" ds:itemID="{5F1783E3-BA1C-4CA3-8E32-C9B378BBED03}">
   <ds:schemaRefs>
     <ds:schemaRef ds:uri="http://schemas.microsoft.com/office/2006/metadata/properties"/>
     <ds:schemaRef ds:uri="http://schemas.microsoft.com/office/infopath/2007/PartnerControls"/>
   </ds:schemaRefs>
 </ds:datastoreItem>
-</file>
-
-<file path=customXml/itemProps4.xml><?xml version="1.0" encoding="utf-8"?>
-<ds:datastoreItem xmlns:ds="http://schemas.openxmlformats.org/officeDocument/2006/customXml" ds:itemID="{DABAA964-10BA-4DBC-ABF2-CDEAC0FAF7AA}">
-  <ds:schemaRefs>
-    <ds:schemaRef ds:uri="http://schemas.microsoft.com/sharepoint/v3/contenttype/forms"/>
-  </ds:schemaRefs>
-</ds:datastoreItem>
 </file>